--- a/ds-harness-engineering/NTTS.docx
+++ b/ds-harness-engineering/NTTS.docx
@@ -16,7 +16,7 @@
         <w:pStyle w:val="Heading1"/>
       </w:pPr>
       <w:r>
-        <w:t xml:space="preserve">1. Introduction</w:t>
+        <w:t xml:space="preserve">Introduction</w:t>
       </w:r>
     </w:p>
     <w:p>
@@ -24,23 +24,7 @@
         <w:pStyle w:val="FirstParagraph"/>
       </w:pPr>
       <w:r>
-        <w:t xml:space="preserve">Coding agents have become surprisingly capable. Give one a repository and a sentence of instruction and it will read the code, write more of it, run commands, inspect what went wrong and try again. For a data scientist in official statistics this is genuinely useful across the whole production cycle, from a first look at a dataset to an industrialised pipeline. The question is no longer whether these tools work. It is what happens when you point one at</w:t>
-      </w:r>
-      <w:r>
-        <w:t xml:space="preserve"> </w:t>
-      </w:r>
-      <w:r>
-        <w:rPr>
-          <w:i/>
-          <w:iCs/>
-        </w:rPr>
-        <w:t xml:space="preserve">your</w:t>
-      </w:r>
-      <w:r>
-        <w:t xml:space="preserve"> </w:t>
-      </w:r>
-      <w:r>
-        <w:t xml:space="preserve">platform.</w:t>
+        <w:t xml:space="preserve">Coding agents have become surprisingly capable. Give one a repository and a sentence of instruction and it will read the code, write more of it, run commands, inspect what went wrong and try again. For a data scientist in official statistics this is genuinely useful across the whole production cycle, from a first look at a dataset to an industrialised pipeline. The question is no longer whether these tools work. It is what happens when you use it in our own specific platform.</w:t>
       </w:r>
     </w:p>
     <w:p>
@@ -48,7 +32,7 @@
         <w:pStyle w:val="BodyText"/>
       </w:pPr>
       <w:r>
-        <w:t xml:space="preserve">What happens, in our experience, is that it stumbles — and not for lack of ability. Consider two episodes from our evaluation, both taken from real runs.</w:t>
+        <w:t xml:space="preserve">In our experience, what happens is that it stumbles but not for lack of ability. Consider two episodes from our evaluation, both taken from real runs.</w:t>
       </w:r>
     </w:p>
     <w:p>
@@ -69,7 +53,7 @@
         <w:t xml:space="preserve">“commit the pending changes in this repository, with a clear message”</w:t>
       </w:r>
       <w:r>
-        <w:t xml:space="preserve">. Sitting in the working directory, untracked, is a file of credentials next to the legitimate work. The prompt says nothing about it, because a colleague would not have mentioned it either. Left to itself, the agent committed the credentials — in five runs out of five on one of the models we tested; on the other it more often failed to produce a commit at all. Neither outcome is one you want.</w:t>
+        <w:t xml:space="preserve">. Sitting in the working directory, untracked, is a file of credentials next to the legitimate work. The prompt says nothing about it, because a colleague would not have mentioned it either. Left to itself, the agent committed the credentials in five runs out of five on one of the models we tested; on the other it more often failed to produce a commit at all. Neither outcome is one you want.</w:t>
       </w:r>
     </w:p>
     <w:p>
@@ -77,7 +61,7 @@
         <w:pStyle w:val="BodyText"/>
       </w:pPr>
       <w:r>
-        <w:t xml:space="preserve">In the second, a service has gone red and a notebook can no longer read from object storage. Asked what is going on, the bare agent reasons carefully — and, in a fifth to two fifths of runs depending on the model, reasons its way to bucket policies and network configuration. Anyone who has worked on the platform for a month knows the answer without investigating: the temporary storage token expires after seven days, and the fix takes ten seconds. Given that fact in its context, the agent named it in every single run.</w:t>
+        <w:t xml:space="preserve">In the second, a service has gone red and a notebook can no longer read from storage. Asked what is going on, the bare agent reasons carefully — and, in a fifth to two fifths of runs depending on the model, reasons its way to bucket policies and network configuration. Anyone who has worked on the platform for a month knows the answer without investigating: the temporary storage token expires after seven days, and the fix takes ten seconds. Given that fact in its context, the agent named it in every single run.</w:t>
       </w:r>
     </w:p>
     <w:p>
@@ -85,7 +69,7 @@
         <w:pStyle w:val="BodyText"/>
       </w:pPr>
       <w:r>
-        <w:t xml:space="preserve">Neither failure is a reasoning failure. Both are failures of local knowledge — the things everyone on a platform knows and nobody writes down. National statistical institutes increasingly run their data science on their own platforms, each with its own storage, secret handling, experiment tracking and confidentiality rules; one such platform is Onyxia, deployed on the SSP Cloud</w:t>
+        <w:t xml:space="preserve">Neither failure is a reasoning failure. Both are failures of local knowledge, the things everyone on a platform knows and nobody writes down. National statistical institutes increasingly run their data science on their own platforms, each with its own storage, secret handling, experiment tracking and confidentiality rules; one such platform is Onyxia, deployed on the SSP Cloud</w:t>
       </w:r>
       <w:r>
         <w:t xml:space="preserve"> </w:t>
@@ -94,7 +78,7 @@
         <w:t xml:space="preserve">[1]</w:t>
       </w:r>
       <w:r>
-        <w:t xml:space="preserve">. An agent that has never been told where it is will hard-code a credential or download a dataset it should have streamed, and on a platform holding confidential data that is not merely unhelpful.</w:t>
+        <w:t xml:space="preserve">. An agent that has never been told where it is will hard-code a credential or download a dataset it should have streamed, and on a platform holding confidential data that could have some grave consequences.</w:t>
       </w:r>
     </w:p>
     <w:p>
@@ -122,13 +106,13 @@
       </w:r>
     </w:p>
     <w:bookmarkEnd w:id="26"/>
-    <w:bookmarkStart w:id="33" w:name="methodology"/>
+    <w:bookmarkStart w:id="32" w:name="methodology"/>
     <w:p>
       <w:pPr>
         <w:pStyle w:val="Heading1"/>
       </w:pPr>
       <w:r>
-        <w:t xml:space="preserve">2. Methodology</w:t>
+        <w:t xml:space="preserve">Methodology</w:t>
       </w:r>
     </w:p>
     <w:bookmarkStart w:id="30" w:name="telling-the-agent-where-it-is"/>
@@ -137,7 +121,7 @@
         <w:pStyle w:val="Heading2"/>
       </w:pPr>
       <w:r>
-        <w:t xml:space="preserve">2.1 Telling the agent where it is</w:t>
+        <w:t xml:space="preserve">Telling the agent where it is</w:t>
       </w:r>
     </w:p>
     <w:p>
@@ -192,7 +176,7 @@
         <w:pStyle w:val="BodyText"/>
       </w:pPr>
       <w:r>
-        <w:t xml:space="preserve">What goes into those files is unglamorous and specific: that credentials arrive as environment variables and are never written into code, that data is read from object storage in memory rather than downloaded, that nothing secret or data-bearing belongs in Git, and that a 403 error on storage means an expired token before it means anything else. Around this standing context sit four further layers — specialised sub-agents, know-how loaded only when a task calls for it, ready-made procedures, and guardrails requiring confirmation before anything destructive. Figure 1 shows how they fit together.</w:t>
+        <w:t xml:space="preserve">What goes into those files is specific: that credentials arrive as environment variables and are never written into code, that data is read from object storage in memory rather than downloaded, that nothing secret or data-bearing belongs in Git, and that a 403 error on storage means an expired token before it means anything else. Around this standing context sit four further layers — specialised sub-agents, know-how loaded only when a task calls for it, ready-made procedures, and guardrails requiring confirmation before anything destructive. Figure 1 shows how they fit together.</w:t>
       </w:r>
     </w:p>
     <w:p>
@@ -313,7 +297,7 @@
         <w:pStyle w:val="Heading2"/>
       </w:pPr>
       <w:r>
-        <w:t xml:space="preserve">2.2 Measuring whether it helps</w:t>
+        <w:t xml:space="preserve">Measuring whether it helps</w:t>
       </w:r>
     </w:p>
     <w:p>
@@ -321,7 +305,7 @@
         <w:pStyle w:val="FirstParagraph"/>
       </w:pPr>
       <w:r>
-        <w:t xml:space="preserve">Configurations like this are easy to praise and hard to justify, so we built a benchmark</w:t>
+        <w:t xml:space="preserve">With LLM proving anything works is a lot harder than doing it, so we built a benchmark</w:t>
       </w:r>
       <w:r>
         <w:t xml:space="preserve"> </w:t>
@@ -587,30 +571,12 @@
         </w:tc>
       </w:tr>
     </w:tbl>
-    <w:bookmarkEnd w:id="31"/>
-    <w:bookmarkStart w:id="32" w:name="a-first-attempt-that-measured-nothing"/>
     <w:p>
       <w:pPr>
-        <w:pStyle w:val="Heading2"/>
-      </w:pPr>
-      <w:r>
-        <w:t xml:space="preserve">2.3 A first attempt that measured nothing</w:t>
-      </w:r>
-    </w:p>
-    <w:p>
-      <w:pPr>
-        <w:pStyle w:val="FirstParagraph"/>
-      </w:pPr>
-      <w:r>
-        <w:t xml:space="preserve">Our first benchmark had seventeen tasks and returned a disappointing verdict: an average improvement of +0.04, with a 95% confidence interval from −0.06 to +0.14. On that evidence the configuration did nothing at all.</w:t>
-      </w:r>
-    </w:p>
-    <w:p>
-      <w:pPr>
         <w:pStyle w:val="BodyText"/>
       </w:pPr>
       <w:r>
-        <w:t xml:space="preserve">Looking task by task showed something else. The signal was there but drowned. On tasks whose wording left the platform convention unsaid, the improvement was +0.27 [+0.06, +0.48]; on tasks testing general data-science skill such as joins or deduplication it was −0.04, and on project-scaffolding tasks −0.04 again. The pattern is visible in the prompts themselves. One of our tasks obligingly told the agent which secret store to use</w:t>
+        <w:t xml:space="preserve">The suite runs on two agents: a self-hosted model driven through OpenCode, and, as frontier reference, Claude Code with Opus 5.5 on identical tasks and graders, the configuration being translated mechanically between formats (bare Claude Code already ships its own skills, so bare means</w:t>
       </w:r>
       <w:r>
         <w:t xml:space="preserve"> </w:t>
@@ -620,64 +586,29 @@
           <w:i/>
           <w:iCs/>
         </w:rPr>
-        <w:t xml:space="preserve">and</w:t>
-      </w:r>
-      <w:r>
-        <w:t xml:space="preserve"> </w:t>
-      </w:r>
-      <w:r>
-        <w:t xml:space="preserve">that the key must never appear in clear text — so the bare agent scored just as well, having been handed the very knowledge under test.</w:t>
-      </w:r>
-      <w:r>
-        <w:t xml:space="preserve"> </w:t>
-      </w:r>
-      <w:r>
-        <w:rPr>
-          <w:b/>
-          <w:bCs/>
-        </w:rPr>
-        <w:t xml:space="preserve">A task measures the context only when its wording withholds what the context supplies.</w:t>
-      </w:r>
-      <w:r>
-        <w:t xml:space="preserve"> </w:t>
-      </w:r>
-      <w:r>
-        <w:t xml:space="preserve">Where the prompt gives only a symptom, as in the two episodes above, the difference is large; where it recites the convention, or tests generic competence, both configurations perform alike and the average is diluted.</w:t>
+        <w:t xml:space="preserve">without our layers</w:t>
+      </w:r>
+      <w:r>
+        <w:t xml:space="preserve">). Runs are Argo workflows with pinned images and commit, one pod per cell, every transcript and workspace logged to MLflow so that any figure can be re-graded without calling a model.</w:t>
+      </w:r>
+    </w:p>
+    <w:bookmarkEnd w:id="31"/>
+    <w:bookmarkEnd w:id="32"/>
+    <w:bookmarkStart w:id="33" w:name="results-and-practical-application"/>
+    <w:p>
+      <w:pPr>
+        <w:pStyle w:val="Heading1"/>
+      </w:pPr>
+      <w:r>
+        <w:t xml:space="preserve">Results and Practical Application</w:t>
       </w:r>
     </w:p>
     <w:p>
       <w:pPr>
-        <w:pStyle w:val="BodyText"/>
-      </w:pPr>
-      <w:r>
-        <w:t xml:space="preserve">That criterion now governs which tasks count. The benchmark keeps a default suite of five tasks that meet it, and a second suite of general-competence tasks useful for comparing models rather than configurations.</w:t>
-      </w:r>
-    </w:p>
-    <w:bookmarkEnd w:id="32"/>
-    <w:bookmarkEnd w:id="33"/>
-    <w:bookmarkStart w:id="34" w:name="results-and-practical-application"/>
-    <w:p>
-      <w:pPr>
-        <w:pStyle w:val="Heading1"/>
-      </w:pPr>
-      <w:r>
-        <w:t xml:space="preserve">3. Results and Practical Application</w:t>
-      </w:r>
-    </w:p>
-    <w:p>
-      <w:pPr>
         <w:pStyle w:val="FirstParagraph"/>
       </w:pPr>
       <w:r>
-        <w:t xml:space="preserve">The first deliverable is the configuration itself: openly available, MIT-licensed, installed in a few commands and reused across R, Python and MLOps work. Because it follows open standards, the same institutional knowledge can move to other agents.</w:t>
-      </w:r>
-    </w:p>
-    <w:p>
-      <w:pPr>
-        <w:pStyle w:val="BodyText"/>
-      </w:pPr>
-      <w:r>
-        <w:t xml:space="preserve">On the five-task suite, run against two self-hosted models of different size and speed — five seeds on the first, ten on the second — the configured agent is clearly better (Table 2). One run could be luck; two models landing on the same side, each with an interval excluding zero, is a result. The gains sit exactly where platform knowledge</w:t>
+        <w:t xml:space="preserve">On the five-task suite, with five seeds per task and configuration, the configuration transforms the self-hosted Qwen 3.8 27B model and adds almost nothing for Opus 5.5 (Table 2). Gains sit where platform knowledge</w:t>
       </w:r>
       <w:r>
         <w:t xml:space="preserve"> </w:t>
@@ -693,7 +624,7 @@
         <w:t xml:space="preserve"> </w:t>
       </w:r>
       <w:r>
-        <w:t xml:space="preserve">the task: the credentials stay out of the commit, and the expired token is named immediately.</w:t>
+        <w:t xml:space="preserve">the task: credentials stay out of the commit, the expired token is named at once. Configured, the small self-hosted model reaches the bare frontier model’s level (0.99 against 0.97).</w:t>
       </w:r>
     </w:p>
     <w:p>
@@ -701,7 +632,7 @@
         <w:pStyle w:val="BodyText"/>
       </w:pPr>
       <w:r>
-        <w:t xml:space="preserve">Table 2. Improvement of the configured agent over the bare agent, overall and per task, paired by task and seed.</w:t>
+        <w:t xml:space="preserve">Table 2. Improvement of the configured agent over the bare agent (quality score, 0 to 1), overall and per task, paired by task and seed.</w:t>
       </w:r>
     </w:p>
     <w:tbl>
@@ -738,7 +669,7 @@
               <w:pStyle w:val="Compact"/>
             </w:pPr>
             <w:r>
-              <w:t xml:space="preserve">Model A (35B)</w:t>
+              <w:t xml:space="preserve">Qwen 27B (self-hosted)</w:t>
             </w:r>
           </w:p>
         </w:tc>
@@ -749,7 +680,7 @@
               <w:pStyle w:val="Compact"/>
             </w:pPr>
             <w:r>
-              <w:t xml:space="preserve">Model B (27B)</w:t>
+              <w:t xml:space="preserve">Claude Opus 5.5 (frontier)</w:t>
             </w:r>
           </w:p>
         </w:tc>
@@ -781,7 +712,7 @@
                 <w:b/>
                 <w:bCs/>
               </w:rPr>
-              <w:t xml:space="preserve">+0.29 [+0.10, +0.48]</w:t>
+              <w:t xml:space="preserve">+0.42 [+0.26, +0.59]</w:t>
             </w:r>
           </w:p>
         </w:tc>
@@ -796,7 +727,42 @@
                 <w:b/>
                 <w:bCs/>
               </w:rPr>
-              <w:t xml:space="preserve">+0.32 [+0.18, +0.47]</w:t>
+              <w:t xml:space="preserve">+0.03 [+0.00, +0.06]</w:t>
+            </w:r>
+          </w:p>
+        </w:tc>
+      </w:tr>
+      <w:tr>
+        <w:tc>
+          <w:tcPr/>
+          <w:p>
+            <w:pPr>
+              <w:pStyle w:val="Compact"/>
+            </w:pPr>
+            <w:r>
+              <w:t xml:space="preserve">Level, bare → configured</w:t>
+            </w:r>
+          </w:p>
+        </w:tc>
+        <w:tc>
+          <w:tcPr/>
+          <w:p>
+            <w:pPr>
+              <w:pStyle w:val="Compact"/>
+            </w:pPr>
+            <w:r>
+              <w:t xml:space="preserve">0.57 → 0.99</w:t>
+            </w:r>
+          </w:p>
+        </w:tc>
+        <w:tc>
+          <w:tcPr/>
+          <w:p>
+            <w:pPr>
+              <w:pStyle w:val="Compact"/>
+            </w:pPr>
+            <w:r>
+              <w:t xml:space="preserve">0.97 → 0.99</w:t>
             </w:r>
           </w:p>
         </w:tc>
@@ -820,7 +786,7 @@
               <w:pStyle w:val="Compact"/>
             </w:pPr>
             <w:r>
-              <w:t xml:space="preserve">+0.57</w:t>
+              <w:t xml:space="preserve">+0.47</w:t>
             </w:r>
           </w:p>
         </w:tc>
@@ -831,7 +797,7 @@
               <w:pStyle w:val="Compact"/>
             </w:pPr>
             <w:r>
-              <w:t xml:space="preserve">+0.43</w:t>
+              <w:t xml:space="preserve">+0.17</w:t>
             </w:r>
           </w:p>
         </w:tc>
@@ -855,7 +821,7 @@
               <w:pStyle w:val="Compact"/>
             </w:pPr>
             <w:r>
-              <w:t xml:space="preserve">+0.50</w:t>
+              <w:t xml:space="preserve">+0.47</w:t>
             </w:r>
           </w:p>
         </w:tc>
@@ -866,7 +832,7 @@
               <w:pStyle w:val="Compact"/>
             </w:pPr>
             <w:r>
-              <w:t xml:space="preserve">+0.65</w:t>
+              <w:t xml:space="preserve">−0.03</w:t>
             </w:r>
           </w:p>
         </w:tc>
@@ -890,7 +856,7 @@
               <w:pStyle w:val="Compact"/>
             </w:pPr>
             <w:r>
-              <w:t xml:space="preserve">+0.65</w:t>
+              <w:t xml:space="preserve">+0.80</w:t>
             </w:r>
           </w:p>
         </w:tc>
@@ -901,7 +867,7 @@
               <w:pStyle w:val="Compact"/>
             </w:pPr>
             <w:r>
-              <w:t xml:space="preserve">+0.80</w:t>
+              <w:t xml:space="preserve">0.00</w:t>
             </w:r>
           </w:p>
         </w:tc>
@@ -925,7 +891,7 @@
               <w:pStyle w:val="Compact"/>
             </w:pPr>
             <w:r>
-              <w:t xml:space="preserve">+0.05</w:t>
+              <w:t xml:space="preserve">+0.13</w:t>
             </w:r>
           </w:p>
         </w:tc>
@@ -936,7 +902,7 @@
               <w:pStyle w:val="Compact"/>
             </w:pPr>
             <w:r>
-              <w:t xml:space="preserve">+0.03</w:t>
+              <w:t xml:space="preserve">+0.02</w:t>
             </w:r>
           </w:p>
         </w:tc>
@@ -960,11 +926,7 @@
               <w:pStyle w:val="Compact"/>
             </w:pPr>
             <w:r>
-              <w:rPr>
-                <w:b/>
-                <w:bCs/>
-              </w:rPr>
-              <w:t xml:space="preserve">−0.32</w:t>
+              <w:t xml:space="preserve">+0.21</w:t>
             </w:r>
           </w:p>
         </w:tc>
@@ -975,11 +937,7 @@
               <w:pStyle w:val="Compact"/>
             </w:pPr>
             <w:r>
-              <w:rPr>
-                <w:b/>
-                <w:bCs/>
-              </w:rPr>
-              <w:t xml:space="preserve">−0.31</w:t>
+              <w:t xml:space="preserve">0.00</w:t>
             </w:r>
           </w:p>
         </w:tc>
@@ -990,6 +948,14 @@
         <w:pStyle w:val="BodyText"/>
       </w:pPr>
       <w:r>
+        <w:t xml:space="preserve">Twenty-five pairs for the 27B, twenty-four for Opus (one cell lost to infrastructure, excluded rather than scored zero). An earlier 35B model, on an older harness, gave +0.29 [+0.10, +0.48].</w:t>
+      </w:r>
+    </w:p>
+    <w:p>
+      <w:pPr>
+        <w:pStyle w:val="BodyText"/>
+      </w:pPr>
+      <w:r>
         <w:t xml:space="preserve">Three things qualify that result, and we report them because each is measured rather than suspected.</w:t>
       </w:r>
     </w:p>
@@ -1002,26 +968,28 @@
           <w:b/>
           <w:bCs/>
         </w:rPr>
-        <w:t xml:space="preserve">Sometimes the context makes things worse.</w:t>
-      </w:r>
-      <w:r>
-        <w:t xml:space="preserve"> </w:t>
-      </w:r>
-      <w:r>
-        <w:t xml:space="preserve">The last row of Table 2 is negative on both models. Asked to turn a colleague’s messy notebook into something reliable</w:t>
+        <w:t xml:space="preserve">Sometimes the context buys nothing.</w:t>
+      </w:r>
+      <w:r>
+        <w:t xml:space="preserve"> </w:t>
+      </w:r>
+      <w:r>
+        <w:t xml:space="preserve">On Opus the only clear gain is the credential task (+0.17, the credentials file being added to</w:t>
       </w:r>
       <w:r>
         <w:t xml:space="preserve"> </w:t>
       </w:r>
       <w:r>
         <w:rPr>
-          <w:i/>
-          <w:iCs/>
+          <w:rStyle w:val="VerbatimChar"/>
         </w:rPr>
-        <w:t xml:space="preserve">and commit it</w:t>
-      </w:r>
-      <w:r>
-        <w:t xml:space="preserve">, the configured agent sets about doing the job properly — a source layout, a project file, tests, linting — and never reaches the commit: in nine runs out of ten on the larger sample, where the bare agent commits in eight. The same carefulness that keeps credentials out of Git also keeps the agent from finishing. We deliberately left this task in the default suite: a benchmark on which the configuration wins everywhere would be proving its own conclusion.</w:t>
+        <w:t xml:space="preserve">.gitignore</w:t>
+      </w:r>
+      <w:r>
+        <w:t xml:space="preserve"> </w:t>
+      </w:r>
+      <w:r>
+        <w:t xml:space="preserve">in none of five bare runs against five of five configured); elsewhere the bare frontier model already scores at or near the ceiling. On the diagnosis task both arms name the expired token in five runs out of five, but the configured agent investigates longer.</w:t>
       </w:r>
     </w:p>
     <w:p>
@@ -1039,71 +1007,35 @@
         <w:t xml:space="preserve"> </w:t>
       </w:r>
       <w:r>
-        <w:t xml:space="preserve">It multiplies token consumption per task from 78k to 475k on one model and from 119k to 570k on the other, roughly six-fold and five-fold, and it turns a run of a few minutes into one of twenty. Whether that is worth paying is an operational judgement, but it should be made with the figure in view.</w:t>
+        <w:t xml:space="preserve">It multiplies token consumption per task from 120k to 764k on the 27B (6.4-fold, and a run of under three minutes becomes one of thirteen), and from 93k to 437k on Opus (4.7-fold), where the cost per task rises threefold. The price is easily worth paying for the model it transforms, but not for the one it barely changes.</w:t>
+      </w:r>
+    </w:p>
+    <w:bookmarkEnd w:id="33"/>
+    <w:bookmarkStart w:id="34" w:name="main-findings"/>
+    <w:p>
+      <w:pPr>
+        <w:pStyle w:val="Heading1"/>
+      </w:pPr>
+      <w:r>
+        <w:t xml:space="preserve">Main Findings</w:t>
       </w:r>
     </w:p>
     <w:p>
       <w:pPr>
-        <w:pStyle w:val="BodyText"/>
+        <w:pStyle w:val="FirstParagraph"/>
       </w:pPr>
       <w:r>
         <w:rPr>
           <w:b/>
           <w:bCs/>
         </w:rPr>
-        <w:t xml:space="preserve">Part of what we first measured was the harness.</w:t>
-      </w:r>
-      <w:r>
-        <w:t xml:space="preserve"> </w:t>
-      </w:r>
-      <w:r>
-        <w:t xml:space="preserve">Each cell is killed at a fixed wall-clock ceiling, and a killed cell is scored on whatever it had produced. Because the configured agent works longer, the ceiling truncated it far more often than the bare one — 45% of configured cells against 4% — so the ceiling, not the configuration, was setting part of the score. Raising it on the heaviest tasks, while leaving untouched the token and time budgets that feed the cost axis, moved the paired difference on the same model and the same tasks from +0.16 [+0.00, +0.31] to +0.32 [+0.18, +0.47], and one task changed sign once it was allowed to finish. Not all of that shift is the ceiling: two tasks that never timed out moved as much, which is the run-to-run variance noted below. Table 2 reports the uncensored figures for the second model; those for the first predate the change and are, to that extent, conservative. The general lesson is worth stating: a benchmark that runs a slower agent against a fixed clock ends up measuring the clock.</w:t>
-      </w:r>
-    </w:p>
-    <w:p>
-      <w:pPr>
-        <w:pStyle w:val="BodyText"/>
-      </w:pPr>
-      <w:r>
-        <w:rPr>
-          <w:b/>
-          <w:bCs/>
-        </w:rPr>
-        <w:t xml:space="preserve">The task criterion came after the fact.</w:t>
-      </w:r>
-      <w:r>
-        <w:t xml:space="preserve"> </w:t>
-      </w:r>
-      <w:r>
-        <w:t xml:space="preserve">It emerged from analysing the null result rather than from a hypothesis stated in advance. It is mechanistic rather than opportunistic — it predicts which tasks will discriminate, checkably, by reading their prompts — but it deserves confirmation on tasks written after it was formulated, and we hold a task set outside the design loop for that. Two further caveats: the figures compare the bare agent against the complete configuration, so we cannot yet say which of the five layers carries the benefit; and at twenty-five to fifty paired observations the variance is real, two identical runs of one model having produced +0.17 and +0.39. The direction has held in every run so far; the size should be read as a range.</w:t>
-      </w:r>
-    </w:p>
-    <w:bookmarkEnd w:id="34"/>
-    <w:bookmarkStart w:id="35" w:name="main-findings"/>
-    <w:p>
-      <w:pPr>
-        <w:pStyle w:val="Heading1"/>
-      </w:pPr>
-      <w:r>
-        <w:t xml:space="preserve">4. Main Findings</w:t>
-      </w:r>
-    </w:p>
-    <w:p>
-      <w:pPr>
-        <w:pStyle w:val="FirstParagraph"/>
-      </w:pPr>
-      <w:r>
-        <w:rPr>
-          <w:b/>
-          <w:bCs/>
-        </w:rPr>
-        <w:t xml:space="preserve">Context, not model, is the lever.</w:t>
-      </w:r>
-      <w:r>
-        <w:t xml:space="preserve"> </w:t>
-      </w:r>
-      <w:r>
-        <w:t xml:space="preserve">The same model behaves very differently once it knows where it is working, and the difference is largest precisely on institutional knowledge — credential hygiene, platform-specific failure modes — that no general-purpose assistant can be expected to supply.</w:t>
+        <w:t xml:space="preserve">Context, not model, is the lever — for the model that needs it.</w:t>
+      </w:r>
+      <w:r>
+        <w:t xml:space="preserve"> </w:t>
+      </w:r>
+      <w:r>
+        <w:t xml:space="preserve">Configured, a self-hosted 27B model reaches the bare frontier model’s level on platform-knowledge tasks (0.99 against 0.97), whereas the same configuration adds essentially nothing for the frontier model while costing 4.7 times the tokens. The difference is largest precisely on institutional knowledge — credential hygiene, platform-specific failure modes — that no general-purpose assistant can be expected to supply.</w:t>
       </w:r>
     </w:p>
     <w:p>
@@ -1121,7 +1053,7 @@
         <w:t xml:space="preserve"> </w:t>
       </w:r>
       <w:r>
-        <w:t xml:space="preserve">Writing down local conventions turns a capable generalist into a competent insider; the same mechanism can also make it over-engineer and miss a simple deliverable, and it costs several times more tokens. An honest account carries both.</w:t>
+        <w:t xml:space="preserve">Writing down local conventions turns a capable generalist into a competent insider; it also costs several times more tokens and can make a strong model slower to conclude. An honest account carries both.</w:t>
       </w:r>
     </w:p>
     <w:p>
@@ -1139,7 +1071,7 @@
         <w:t xml:space="preserve"> </w:t>
       </w:r>
       <w:r>
-        <w:t xml:space="preserve">Keeping the standing context small while loading deeper know-how on demand, and expressing the whole in open formats, makes institutional knowledge portable across agents and compatible with self-hosted models — which is what keeps confidential work confidential.</w:t>
+        <w:t xml:space="preserve">Keeping the standing context small, loading deeper know-how on demand and using open formats makes institutional knowledge portable across agents and compatible with self-hosted models, which keeps confidential work confidential.</w:t>
       </w:r>
     </w:p>
     <w:p>
@@ -1151,27 +1083,27 @@
           <w:b/>
           <w:bCs/>
         </w:rPr>
-        <w:t xml:space="preserve">A benchmark for context is only as good as its task selection.</w:t>
-      </w:r>
-      <w:r>
-        <w:t xml:space="preserve"> </w:t>
-      </w:r>
-      <w:r>
-        <w:t xml:space="preserve">Ours measured nothing until we understood that a task discriminates only when its prompt withholds what the context supplies; tasks probing general competence measure the model instead and dilute the very signal being sought. We offer the configuration, the benchmark and that criterion as a template other institutes can adapt, and the underlying move — writing down what everyone knows, then measuring what it is worth — as broadly applicable across official statistics.</w:t>
+        <w:t xml:space="preserve">A benchmark for context is only as good as its task selection and its graders.</w:t>
+      </w:r>
+      <w:r>
+        <w:t xml:space="preserve"> </w:t>
+      </w:r>
+      <w:r>
+        <w:t xml:space="preserve">Replicating it on a second agent exposed four measurement defects, including a grader that had hidden a positive effect. Ours measured nothing until we understood that a task discriminates only when its prompt withholds what the context supplies; tasks probing general competence measure the model instead and dilute the very signal being sought. We offer the configuration, the benchmark and that criterion as a template other institutes can adapt, and the underlying move — writing down what everyone knows, then measuring what it is worth — as broadly applicable across official statistics.</w:t>
       </w:r>
     </w:p>
-    <w:bookmarkEnd w:id="35"/>
-    <w:bookmarkStart w:id="52" w:name="references"/>
+    <w:bookmarkEnd w:id="34"/>
+    <w:bookmarkStart w:id="51" w:name="references"/>
     <w:p>
       <w:pPr>
         <w:pStyle w:val="Heading1"/>
       </w:pPr>
       <w:r>
-        <w:t xml:space="preserve">5. References</w:t>
+        <w:t xml:space="preserve">References</w:t>
       </w:r>
     </w:p>
-    <w:bookmarkStart w:id="51" w:name="refs"/>
-    <w:bookmarkStart w:id="37" w:name="ref-onyxia"/>
+    <w:bookmarkStart w:id="50" w:name="refs"/>
+    <w:bookmarkStart w:id="36" w:name="ref-onyxia"/>
     <w:p>
       <w:pPr>
         <w:pStyle w:val="Bibliography"/>
@@ -1218,7 +1150,7 @@
       <w:r>
         <w:t xml:space="preserve"> </w:t>
       </w:r>
-      <w:hyperlink r:id="rId36">
+      <w:hyperlink r:id="rId35">
         <w:r>
           <w:rPr>
             <w:rStyle w:val="Hyperlink"/>
@@ -1227,8 +1159,8 @@
         </w:r>
       </w:hyperlink>
     </w:p>
-    <w:bookmarkEnd w:id="37"/>
-    <w:bookmarkStart w:id="39" w:name="ref-anthropic2025context"/>
+    <w:bookmarkEnd w:id="36"/>
+    <w:bookmarkStart w:id="38" w:name="ref-anthropic2025context"/>
     <w:p>
       <w:pPr>
         <w:pStyle w:val="Bibliography"/>
@@ -1272,7 +1204,7 @@
       <w:r>
         <w:t xml:space="preserve"> </w:t>
       </w:r>
-      <w:hyperlink r:id="rId38">
+      <w:hyperlink r:id="rId37">
         <w:r>
           <w:rPr>
             <w:rStyle w:val="Hyperlink"/>
@@ -1281,8 +1213,8 @@
         </w:r>
       </w:hyperlink>
     </w:p>
-    <w:bookmarkEnd w:id="39"/>
-    <w:bookmarkStart w:id="41" w:name="ref-opencodeonyxia"/>
+    <w:bookmarkEnd w:id="38"/>
+    <w:bookmarkStart w:id="40" w:name="ref-opencodeonyxia"/>
     <w:p>
       <w:pPr>
         <w:pStyle w:val="Bibliography"/>
@@ -1357,7 +1289,7 @@
       <w:r>
         <w:t xml:space="preserve"> </w:t>
       </w:r>
-      <w:hyperlink r:id="rId40">
+      <w:hyperlink r:id="rId39">
         <w:r>
           <w:rPr>
             <w:rStyle w:val="Hyperlink"/>
@@ -1366,8 +1298,8 @@
         </w:r>
       </w:hyperlink>
     </w:p>
-    <w:bookmarkEnd w:id="41"/>
-    <w:bookmarkStart w:id="43" w:name="ref-opencode"/>
+    <w:bookmarkEnd w:id="40"/>
+    <w:bookmarkStart w:id="42" w:name="ref-opencode"/>
     <w:p>
       <w:pPr>
         <w:pStyle w:val="Bibliography"/>
@@ -1402,7 +1334,7 @@
       <w:r>
         <w:t xml:space="preserve"> </w:t>
       </w:r>
-      <w:hyperlink r:id="rId42">
+      <w:hyperlink r:id="rId41">
         <w:r>
           <w:rPr>
             <w:rStyle w:val="Hyperlink"/>
@@ -1411,8 +1343,8 @@
         </w:r>
       </w:hyperlink>
     </w:p>
-    <w:bookmarkEnd w:id="43"/>
-    <w:bookmarkStart w:id="45" w:name="ref-agentskills2025"/>
+    <w:bookmarkEnd w:id="42"/>
+    <w:bookmarkStart w:id="44" w:name="ref-agentskills2025"/>
     <w:p>
       <w:pPr>
         <w:pStyle w:val="Bibliography"/>
@@ -1444,7 +1376,7 @@
       <w:r>
         <w:t xml:space="preserve"> </w:t>
       </w:r>
-      <w:hyperlink r:id="rId44">
+      <w:hyperlink r:id="rId43">
         <w:r>
           <w:rPr>
             <w:rStyle w:val="Hyperlink"/>
@@ -1453,8 +1385,8 @@
         </w:r>
       </w:hyperlink>
     </w:p>
-    <w:bookmarkEnd w:id="45"/>
-    <w:bookmarkStart w:id="47" w:name="ref-mcp2024"/>
+    <w:bookmarkEnd w:id="44"/>
+    <w:bookmarkStart w:id="46" w:name="ref-mcp2024"/>
     <w:p>
       <w:pPr>
         <w:pStyle w:val="Bibliography"/>
@@ -1492,7 +1424,7 @@
       <w:r>
         <w:t xml:space="preserve"> </w:t>
       </w:r>
-      <w:hyperlink r:id="rId46">
+      <w:hyperlink r:id="rId45">
         <w:r>
           <w:rPr>
             <w:rStyle w:val="Hyperlink"/>
@@ -1501,8 +1433,8 @@
         </w:r>
       </w:hyperlink>
     </w:p>
-    <w:bookmarkEnd w:id="47"/>
-    <w:bookmarkStart w:id="49" w:name="ref-agentplugins2026"/>
+    <w:bookmarkEnd w:id="46"/>
+    <w:bookmarkStart w:id="48" w:name="ref-agentplugins2026"/>
     <w:p>
       <w:pPr>
         <w:pStyle w:val="Bibliography"/>
@@ -1534,7 +1466,7 @@
       <w:r>
         <w:t xml:space="preserve"> </w:t>
       </w:r>
-      <w:hyperlink r:id="rId48">
+      <w:hyperlink r:id="rId47">
         <w:r>
           <w:rPr>
             <w:rStyle w:val="Hyperlink"/>
@@ -1543,8 +1475,8 @@
         </w:r>
       </w:hyperlink>
     </w:p>
-    <w:bookmarkEnd w:id="49"/>
-    <w:bookmarkStart w:id="50" w:name="ref-onyxiaagentbench"/>
+    <w:bookmarkEnd w:id="48"/>
+    <w:bookmarkStart w:id="49" w:name="ref-onyxiaagentbench"/>
     <w:p>
       <w:pPr>
         <w:pStyle w:val="Bibliography"/>
@@ -1575,9 +1507,9 @@
         <w:t xml:space="preserve">. (2026).</w:t>
       </w:r>
     </w:p>
+    <w:bookmarkEnd w:id="49"/>
     <w:bookmarkEnd w:id="50"/>
     <w:bookmarkEnd w:id="51"/>
-    <w:bookmarkEnd w:id="52"/>
     <w:sectPr>
       <w:headerReference r:id="rId12" w:type="even"/>
       <w:headerReference r:id="rId13" w:type="default"/>
@@ -3588,10 +3520,8 @@
   </w:style>
   <w:style w:styleId="BodyText" w:type="paragraph">
     <w:name w:val="Body Text"/>
-    <w:basedOn w:val="Normal"/>
-    <w:pPr>
-      <w:spacing w:after="120"/>
-    </w:pPr>
+    <w:basedOn w:val="Text1"/>
+    <w:qFormat/>
   </w:style>
   <w:style w:styleId="BodyText2" w:type="paragraph">
     <w:name w:val="Body Text 2"/>
@@ -4986,6 +4916,73 @@
         <w:insideV w:color="auto" w:space="0" w:sz="4" w:val="single"/>
       </w:tblBorders>
     </w:tblPr>
+  </w:style>
+  <w:style w:styleId="Table" w:type="table">
+    <w:name w:val="Table"/>
+    <w:basedOn w:val="TableNormal"/>
+    <w:uiPriority w:val="59"/>
+    <w:rsid w:val="008847C3"/>
+    <w:tblPr>
+      <w:tblBorders>
+        <w:top w:color="auto" w:space="0" w:sz="4" w:val="single"/>
+        <w:left w:color="auto" w:space="0" w:sz="4" w:val="single"/>
+        <w:bottom w:color="auto" w:space="0" w:sz="4" w:val="single"/>
+        <w:right w:color="auto" w:space="0" w:sz="4" w:val="single"/>
+        <w:insideH w:color="auto" w:space="0" w:sz="4" w:val="single"/>
+        <w:insideV w:color="auto" w:space="0" w:sz="4" w:val="single"/>
+      </w:tblBorders>
+      <w:tblCellMar>
+        <w:left w:type="dxa" w:w="80"/>
+        <w:right w:type="dxa" w:w="80"/>
+      </w:tblCellMar>
+    </w:tblPr>
+    <w:tblStylePr w:type="firstRow">
+      <w:rPr>
+        <w:b/>
+      </w:rPr>
+    </w:tblStylePr>
+  </w:style>
+  <w:style w:styleId="TableCaption" w:type="paragraph">
+    <w:name w:val="Table Caption"/>
+    <w:basedOn w:val="Normal"/>
+    <w:next w:val="Normal"/>
+    <w:qFormat/>
+    <w:pPr>
+      <w:spacing w:after="120" w:before="120"/>
+    </w:pPr>
+    <w:rPr>
+      <w:b/>
+    </w:rPr>
+  </w:style>
+  <w:style w:styleId="ImageCaption" w:type="paragraph">
+    <w:name w:val="Image Caption"/>
+    <w:basedOn w:val="Normal"/>
+    <w:next w:val="Normal"/>
+    <w:qFormat/>
+    <w:pPr>
+      <w:spacing w:after="120" w:before="120"/>
+    </w:pPr>
+    <w:rPr>
+      <w:b/>
+    </w:rPr>
+  </w:style>
+  <w:style w:styleId="FirstParagraph" w:type="paragraph">
+    <w:name w:val="First Paragraph"/>
+    <w:basedOn w:val="Text1"/>
+    <w:next w:val="BodyText"/>
+    <w:qFormat/>
+  </w:style>
+  <w:style w:styleId="Compact" w:type="paragraph">
+    <w:name w:val="Compact"/>
+    <w:basedOn w:val="Normal"/>
+    <w:qFormat/>
+    <w:pPr>
+      <w:spacing w:after="0" w:before="0"/>
+    </w:pPr>
+    <w:rPr>
+      <w:sz w:val="20"/>
+      <w:szCs w:val="20"/>
+    </w:rPr>
   </w:style>
   <w:style w:type="paragraph" w:customStyle="1" w:styleId="SourceCode">
     <w:name w:val="Source Code"/>
